--- a/docs/lab_records/exp5_feature_engineering.docx
+++ b/docs/lab_records/exp5_feature_engineering.docx
@@ -194,7 +194,7 @@
                 <w:b w:val="0"/>
                 <w:sz w:val="22"/>
               </w:rPr>
-              <w:t>25 March 2026</w:t>
+              <w:t>13 April 2026</w:t>
             </w:r>
           </w:p>
         </w:tc>
@@ -1422,6 +1422,2181 @@
           <w:color w:val="FFFFFF"/>
           <w:sz w:val="24"/>
         </w:rPr>
+        <w:t xml:space="preserve">  CODE</w:t>
+      </w:r>
+    </w:p>
+    <w:p>
+      <w:pPr>
+        <w:spacing w:before="0" w:after="0"/>
+        <w:ind w:left="283" w:right="283"/>
+        <w:shd w:val="clear" w:color="auto" w:fill="F2F2F2"/>
+      </w:pPr>
+      <w:r>
+        <w:rPr>
+          <w:rFonts w:ascii="Courier New" w:hAnsi="Courier New"/>
+          <w:color w:val="1A1A1A"/>
+          <w:sz w:val="17"/>
+        </w:rPr>
+        <w:t>"""</w:t>
+      </w:r>
+    </w:p>
+    <w:p>
+      <w:pPr>
+        <w:spacing w:before="0" w:after="0"/>
+        <w:ind w:left="283" w:right="283"/>
+        <w:shd w:val="clear" w:color="auto" w:fill="F2F2F2"/>
+      </w:pPr>
+      <w:r>
+        <w:rPr>
+          <w:rFonts w:ascii="Courier New" w:hAnsi="Courier New"/>
+          <w:color w:val="1A1A1A"/>
+          <w:sz w:val="17"/>
+        </w:rPr>
+        <w:t>Experiment 5: Feature Engineering &amp; Selection</w:t>
+      </w:r>
+    </w:p>
+    <w:p>
+      <w:pPr>
+        <w:spacing w:before="0" w:after="0"/>
+        <w:ind w:left="283" w:right="283"/>
+        <w:shd w:val="clear" w:color="auto" w:fill="F2F2F2"/>
+      </w:pPr>
+      <w:r>
+        <w:rPr>
+          <w:rFonts w:ascii="Courier New" w:hAnsi="Courier New"/>
+          <w:color w:val="1A1A1A"/>
+          <w:sz w:val="17"/>
+        </w:rPr>
+        <w:t>==============================================</w:t>
+      </w:r>
+    </w:p>
+    <w:p>
+      <w:pPr>
+        <w:spacing w:before="0" w:after="0"/>
+        <w:ind w:left="283" w:right="283"/>
+        <w:shd w:val="clear" w:color="auto" w:fill="F2F2F2"/>
+      </w:pPr>
+      <w:r>
+        <w:rPr>
+          <w:rFonts w:ascii="Courier New" w:hAnsi="Courier New"/>
+          <w:color w:val="1A1A1A"/>
+          <w:sz w:val="17"/>
+        </w:rPr>
+        <w:t>Predictive: Build and compare feature sets; evaluate impact on model performance</w:t>
+      </w:r>
+    </w:p>
+    <w:p>
+      <w:pPr>
+        <w:spacing w:before="0" w:after="0"/>
+        <w:ind w:left="283" w:right="283"/>
+        <w:shd w:val="clear" w:color="auto" w:fill="F2F2F2"/>
+      </w:pPr>
+      <w:r>
+        <w:rPr>
+          <w:rFonts w:ascii="Courier New" w:hAnsi="Courier New"/>
+          <w:color w:val="1A1A1A"/>
+          <w:sz w:val="17"/>
+        </w:rPr>
+        <w:t>Prescriptive: Recommend optimal feature set and engineering strategy</w:t>
+      </w:r>
+    </w:p>
+    <w:p>
+      <w:pPr>
+        <w:spacing w:before="0" w:after="0"/>
+        <w:ind w:left="283" w:right="283"/>
+        <w:shd w:val="clear" w:color="auto" w:fill="F2F2F2"/>
+      </w:pPr>
+      <w:r>
+        <w:rPr>
+          <w:rFonts w:ascii="Courier New" w:hAnsi="Courier New"/>
+          <w:color w:val="1A1A1A"/>
+          <w:sz w:val="17"/>
+        </w:rPr>
+        <w:t>"""</w:t>
+      </w:r>
+    </w:p>
+    <w:p>
+      <w:pPr>
+        <w:spacing w:before="0" w:after="0"/>
+        <w:ind w:left="283" w:right="283"/>
+        <w:shd w:val="clear" w:color="auto" w:fill="F2F2F2"/>
+      </w:pPr>
+      <w:r>
+        <w:rPr>
+          <w:rFonts w:ascii="Courier New" w:hAnsi="Courier New"/>
+          <w:color w:val="1A1A1A"/>
+          <w:sz w:val="17"/>
+        </w:rPr>
+        <w:t xml:space="preserve"> </w:t>
+      </w:r>
+    </w:p>
+    <w:p>
+      <w:pPr>
+        <w:spacing w:before="0" w:after="0"/>
+        <w:ind w:left="283" w:right="283"/>
+        <w:shd w:val="clear" w:color="auto" w:fill="F2F2F2"/>
+      </w:pPr>
+      <w:r>
+        <w:rPr>
+          <w:rFonts w:ascii="Courier New" w:hAnsi="Courier New"/>
+          <w:color w:val="1A1A1A"/>
+          <w:sz w:val="17"/>
+        </w:rPr>
+        <w:t xml:space="preserve"> </w:t>
+      </w:r>
+    </w:p>
+    <w:p>
+      <w:pPr>
+        <w:spacing w:before="0" w:after="0"/>
+        <w:ind w:left="283" w:right="283"/>
+        <w:shd w:val="clear" w:color="auto" w:fill="F2F2F2"/>
+      </w:pPr>
+      <w:r>
+        <w:rPr>
+          <w:rFonts w:ascii="Courier New" w:hAnsi="Courier New"/>
+          <w:color w:val="1A1A1A"/>
+          <w:sz w:val="17"/>
+        </w:rPr>
+        <w:t>import argparse</w:t>
+      </w:r>
+    </w:p>
+    <w:p>
+      <w:pPr>
+        <w:spacing w:before="0" w:after="0"/>
+        <w:ind w:left="283" w:right="283"/>
+        <w:shd w:val="clear" w:color="auto" w:fill="F2F2F2"/>
+      </w:pPr>
+      <w:r>
+        <w:rPr>
+          <w:rFonts w:ascii="Courier New" w:hAnsi="Courier New"/>
+          <w:color w:val="1A1A1A"/>
+          <w:sz w:val="17"/>
+        </w:rPr>
+        <w:t>import json</w:t>
+      </w:r>
+    </w:p>
+    <w:p>
+      <w:pPr>
+        <w:spacing w:before="0" w:after="0"/>
+        <w:ind w:left="283" w:right="283"/>
+        <w:shd w:val="clear" w:color="auto" w:fill="F2F2F2"/>
+      </w:pPr>
+      <w:r>
+        <w:rPr>
+          <w:rFonts w:ascii="Courier New" w:hAnsi="Courier New"/>
+          <w:color w:val="1A1A1A"/>
+          <w:sz w:val="17"/>
+        </w:rPr>
+        <w:t>import sys</w:t>
+      </w:r>
+    </w:p>
+    <w:p>
+      <w:pPr>
+        <w:spacing w:before="0" w:after="0"/>
+        <w:ind w:left="283" w:right="283"/>
+        <w:shd w:val="clear" w:color="auto" w:fill="F2F2F2"/>
+      </w:pPr>
+      <w:r>
+        <w:rPr>
+          <w:rFonts w:ascii="Courier New" w:hAnsi="Courier New"/>
+          <w:color w:val="1A1A1A"/>
+          <w:sz w:val="17"/>
+        </w:rPr>
+        <w:t>import warnings</w:t>
+      </w:r>
+    </w:p>
+    <w:p>
+      <w:pPr>
+        <w:spacing w:before="0" w:after="0"/>
+        <w:ind w:left="283" w:right="283"/>
+        <w:shd w:val="clear" w:color="auto" w:fill="F2F2F2"/>
+      </w:pPr>
+      <w:r>
+        <w:rPr>
+          <w:rFonts w:ascii="Courier New" w:hAnsi="Courier New"/>
+          <w:color w:val="1A1A1A"/>
+          <w:sz w:val="17"/>
+        </w:rPr>
+        <w:t>from pathlib import Path</w:t>
+      </w:r>
+    </w:p>
+    <w:p>
+      <w:pPr>
+        <w:spacing w:before="0" w:after="0"/>
+        <w:ind w:left="283" w:right="283"/>
+        <w:shd w:val="clear" w:color="auto" w:fill="F2F2F2"/>
+      </w:pPr>
+      <w:r>
+        <w:rPr>
+          <w:rFonts w:ascii="Courier New" w:hAnsi="Courier New"/>
+          <w:color w:val="1A1A1A"/>
+          <w:sz w:val="17"/>
+        </w:rPr>
+        <w:t xml:space="preserve"> </w:t>
+      </w:r>
+    </w:p>
+    <w:p>
+      <w:pPr>
+        <w:spacing w:before="0" w:after="0"/>
+        <w:ind w:left="283" w:right="283"/>
+        <w:shd w:val="clear" w:color="auto" w:fill="F2F2F2"/>
+      </w:pPr>
+      <w:r>
+        <w:rPr>
+          <w:rFonts w:ascii="Courier New" w:hAnsi="Courier New"/>
+          <w:color w:val="1A1A1A"/>
+          <w:sz w:val="17"/>
+        </w:rPr>
+        <w:t>import matplotlib</w:t>
+      </w:r>
+    </w:p>
+    <w:p>
+      <w:pPr>
+        <w:spacing w:before="0" w:after="0"/>
+        <w:ind w:left="283" w:right="283"/>
+        <w:shd w:val="clear" w:color="auto" w:fill="F2F2F2"/>
+      </w:pPr>
+      <w:r>
+        <w:rPr>
+          <w:rFonts w:ascii="Courier New" w:hAnsi="Courier New"/>
+          <w:color w:val="1A1A1A"/>
+          <w:sz w:val="17"/>
+        </w:rPr>
+        <w:t>matplotlib.use("Agg")</w:t>
+      </w:r>
+    </w:p>
+    <w:p>
+      <w:pPr>
+        <w:spacing w:before="0" w:after="0"/>
+        <w:ind w:left="283" w:right="283"/>
+        <w:shd w:val="clear" w:color="auto" w:fill="F2F2F2"/>
+      </w:pPr>
+      <w:r>
+        <w:rPr>
+          <w:rFonts w:ascii="Courier New" w:hAnsi="Courier New"/>
+          <w:color w:val="1A1A1A"/>
+          <w:sz w:val="17"/>
+        </w:rPr>
+        <w:t>import matplotlib.pyplot as plt</w:t>
+      </w:r>
+    </w:p>
+    <w:p>
+      <w:pPr>
+        <w:spacing w:before="0" w:after="0"/>
+        <w:ind w:left="283" w:right="283"/>
+        <w:shd w:val="clear" w:color="auto" w:fill="F2F2F2"/>
+      </w:pPr>
+      <w:r>
+        <w:rPr>
+          <w:rFonts w:ascii="Courier New" w:hAnsi="Courier New"/>
+          <w:color w:val="1A1A1A"/>
+          <w:sz w:val="17"/>
+        </w:rPr>
+        <w:t>import numpy as np</w:t>
+      </w:r>
+    </w:p>
+    <w:p>
+      <w:pPr>
+        <w:spacing w:before="0" w:after="0"/>
+        <w:ind w:left="283" w:right="283"/>
+        <w:shd w:val="clear" w:color="auto" w:fill="F2F2F2"/>
+      </w:pPr>
+      <w:r>
+        <w:rPr>
+          <w:rFonts w:ascii="Courier New" w:hAnsi="Courier New"/>
+          <w:color w:val="1A1A1A"/>
+          <w:sz w:val="17"/>
+        </w:rPr>
+        <w:t>import pandas as pd</w:t>
+      </w:r>
+    </w:p>
+    <w:p>
+      <w:pPr>
+        <w:spacing w:before="0" w:after="0"/>
+        <w:ind w:left="283" w:right="283"/>
+        <w:shd w:val="clear" w:color="auto" w:fill="F2F2F2"/>
+      </w:pPr>
+      <w:r>
+        <w:rPr>
+          <w:rFonts w:ascii="Courier New" w:hAnsi="Courier New"/>
+          <w:color w:val="1A1A1A"/>
+          <w:sz w:val="17"/>
+        </w:rPr>
+        <w:t>from sklearn.ensemble import RandomForestRegressor, GradientBoostingRegressor</w:t>
+      </w:r>
+    </w:p>
+    <w:p>
+      <w:pPr>
+        <w:spacing w:before="0" w:after="0"/>
+        <w:ind w:left="283" w:right="283"/>
+        <w:shd w:val="clear" w:color="auto" w:fill="F2F2F2"/>
+      </w:pPr>
+      <w:r>
+        <w:rPr>
+          <w:rFonts w:ascii="Courier New" w:hAnsi="Courier New"/>
+          <w:color w:val="1A1A1A"/>
+          <w:sz w:val="17"/>
+        </w:rPr>
+        <w:t>from sklearn.feature_selection import (</w:t>
+      </w:r>
+    </w:p>
+    <w:p>
+      <w:pPr>
+        <w:spacing w:before="0" w:after="0"/>
+        <w:ind w:left="283" w:right="283"/>
+        <w:shd w:val="clear" w:color="auto" w:fill="F2F2F2"/>
+      </w:pPr>
+      <w:r>
+        <w:rPr>
+          <w:rFonts w:ascii="Courier New" w:hAnsi="Courier New"/>
+          <w:color w:val="1A1A1A"/>
+          <w:sz w:val="17"/>
+        </w:rPr>
+        <w:t xml:space="preserve"> </w:t>
+      </w:r>
+    </w:p>
+    <w:p>
+      <w:pPr>
+        <w:spacing w:before="0" w:after="0"/>
+        <w:ind w:left="283" w:right="283"/>
+        <w:shd w:val="clear" w:color="auto" w:fill="F2F2F2"/>
+      </w:pPr>
+      <w:r>
+        <w:rPr>
+          <w:rFonts w:ascii="Courier New" w:hAnsi="Courier New"/>
+          <w:color w:val="1A1A1A"/>
+          <w:sz w:val="17"/>
+        </w:rPr>
+        <w:t># ... (helper functions defined above) ...</w:t>
+      </w:r>
+    </w:p>
+    <w:p>
+      <w:pPr>
+        <w:spacing w:before="0" w:after="0"/>
+        <w:ind w:left="283" w:right="283"/>
+        <w:shd w:val="clear" w:color="auto" w:fill="F2F2F2"/>
+      </w:pPr>
+      <w:r>
+        <w:rPr>
+          <w:rFonts w:ascii="Courier New" w:hAnsi="Courier New"/>
+          <w:color w:val="1A1A1A"/>
+          <w:sz w:val="17"/>
+        </w:rPr>
+        <w:t xml:space="preserve"> </w:t>
+      </w:r>
+    </w:p>
+    <w:p>
+      <w:pPr>
+        <w:spacing w:before="0" w:after="0"/>
+        <w:ind w:left="283" w:right="283"/>
+        <w:shd w:val="clear" w:color="auto" w:fill="F2F2F2"/>
+      </w:pPr>
+      <w:r>
+        <w:rPr>
+          <w:rFonts w:ascii="Courier New" w:hAnsi="Courier New"/>
+          <w:color w:val="1A1A1A"/>
+          <w:sz w:val="17"/>
+        </w:rPr>
+        <w:t xml:space="preserve"> </w:t>
+      </w:r>
+    </w:p>
+    <w:p>
+      <w:pPr>
+        <w:spacing w:before="0" w:after="0"/>
+        <w:ind w:left="283" w:right="283"/>
+        <w:shd w:val="clear" w:color="auto" w:fill="F2F2F2"/>
+      </w:pPr>
+      <w:r>
+        <w:rPr>
+          <w:rFonts w:ascii="Courier New" w:hAnsi="Courier New"/>
+          <w:color w:val="1A1A1A"/>
+          <w:sz w:val="17"/>
+        </w:rPr>
+        <w:t>def main():</w:t>
+      </w:r>
+    </w:p>
+    <w:p>
+      <w:pPr>
+        <w:spacing w:before="0" w:after="0"/>
+        <w:ind w:left="283" w:right="283"/>
+        <w:shd w:val="clear" w:color="auto" w:fill="F2F2F2"/>
+      </w:pPr>
+      <w:r>
+        <w:rPr>
+          <w:rFonts w:ascii="Courier New" w:hAnsi="Courier New"/>
+          <w:color w:val="1A1A1A"/>
+          <w:sz w:val="17"/>
+        </w:rPr>
+        <w:t xml:space="preserve">    parser = argparse.ArgumentParser(description="Exp5: Feature Engineering &amp; Selection")</w:t>
+      </w:r>
+    </w:p>
+    <w:p>
+      <w:pPr>
+        <w:spacing w:before="0" w:after="0"/>
+        <w:ind w:left="283" w:right="283"/>
+        <w:shd w:val="clear" w:color="auto" w:fill="F2F2F2"/>
+      </w:pPr>
+      <w:r>
+        <w:rPr>
+          <w:rFonts w:ascii="Courier New" w:hAnsi="Courier New"/>
+          <w:color w:val="1A1A1A"/>
+          <w:sz w:val="17"/>
+        </w:rPr>
+        <w:t xml:space="preserve">    parser.add_argument("--rows", type=int, default=60_000)</w:t>
+      </w:r>
+    </w:p>
+    <w:p>
+      <w:pPr>
+        <w:spacing w:before="0" w:after="0"/>
+        <w:ind w:left="283" w:right="283"/>
+        <w:shd w:val="clear" w:color="auto" w:fill="F2F2F2"/>
+      </w:pPr>
+      <w:r>
+        <w:rPr>
+          <w:rFonts w:ascii="Courier New" w:hAnsi="Courier New"/>
+          <w:color w:val="1A1A1A"/>
+          <w:sz w:val="17"/>
+        </w:rPr>
+        <w:t xml:space="preserve">    parser.add_argument("--no-plot", action="store_true")</w:t>
+      </w:r>
+    </w:p>
+    <w:p>
+      <w:pPr>
+        <w:spacing w:before="0" w:after="0"/>
+        <w:ind w:left="283" w:right="283"/>
+        <w:shd w:val="clear" w:color="auto" w:fill="F2F2F2"/>
+      </w:pPr>
+      <w:r>
+        <w:rPr>
+          <w:rFonts w:ascii="Courier New" w:hAnsi="Courier New"/>
+          <w:color w:val="1A1A1A"/>
+          <w:sz w:val="17"/>
+        </w:rPr>
+        <w:t xml:space="preserve">    args = parser.parse_args()</w:t>
+      </w:r>
+    </w:p>
+    <w:p>
+      <w:pPr>
+        <w:spacing w:before="0" w:after="0"/>
+        <w:ind w:left="283" w:right="283"/>
+        <w:shd w:val="clear" w:color="auto" w:fill="F2F2F2"/>
+      </w:pPr>
+      <w:r>
+        <w:rPr>
+          <w:rFonts w:ascii="Courier New" w:hAnsi="Courier New"/>
+          <w:color w:val="1A1A1A"/>
+          <w:sz w:val="17"/>
+        </w:rPr>
+        <w:t xml:space="preserve"> </w:t>
+      </w:r>
+    </w:p>
+    <w:p>
+      <w:pPr>
+        <w:spacing w:before="0" w:after="0"/>
+        <w:ind w:left="283" w:right="283"/>
+        <w:shd w:val="clear" w:color="auto" w:fill="F2F2F2"/>
+      </w:pPr>
+      <w:r>
+        <w:rPr>
+          <w:rFonts w:ascii="Courier New" w:hAnsi="Courier New"/>
+          <w:color w:val="1A1A1A"/>
+          <w:sz w:val="17"/>
+        </w:rPr>
+        <w:t xml:space="preserve">    print("=" * 60)</w:t>
+      </w:r>
+    </w:p>
+    <w:p>
+      <w:pPr>
+        <w:spacing w:before="0" w:after="0"/>
+        <w:ind w:left="283" w:right="283"/>
+        <w:shd w:val="clear" w:color="auto" w:fill="F2F2F2"/>
+      </w:pPr>
+      <w:r>
+        <w:rPr>
+          <w:rFonts w:ascii="Courier New" w:hAnsi="Courier New"/>
+          <w:color w:val="1A1A1A"/>
+          <w:sz w:val="17"/>
+        </w:rPr>
+        <w:t xml:space="preserve">    print("Experiment 5: Feature Engineering &amp; Selection")</w:t>
+      </w:r>
+    </w:p>
+    <w:p>
+      <w:pPr>
+        <w:spacing w:before="0" w:after="0"/>
+        <w:ind w:left="283" w:right="283"/>
+        <w:shd w:val="clear" w:color="auto" w:fill="F2F2F2"/>
+      </w:pPr>
+      <w:r>
+        <w:rPr>
+          <w:rFonts w:ascii="Courier New" w:hAnsi="Courier New"/>
+          <w:color w:val="1A1A1A"/>
+          <w:sz w:val="17"/>
+        </w:rPr>
+        <w:t xml:space="preserve">    print("=" * 60)</w:t>
+      </w:r>
+    </w:p>
+    <w:p>
+      <w:pPr>
+        <w:spacing w:before="0" w:after="0"/>
+        <w:ind w:left="283" w:right="283"/>
+        <w:shd w:val="clear" w:color="auto" w:fill="F2F2F2"/>
+      </w:pPr>
+      <w:r>
+        <w:rPr>
+          <w:rFonts w:ascii="Courier New" w:hAnsi="Courier New"/>
+          <w:color w:val="1A1A1A"/>
+          <w:sz w:val="17"/>
+        </w:rPr>
+        <w:t xml:space="preserve"> </w:t>
+      </w:r>
+    </w:p>
+    <w:p>
+      <w:pPr>
+        <w:spacing w:before="0" w:after="0"/>
+        <w:ind w:left="283" w:right="283"/>
+        <w:shd w:val="clear" w:color="auto" w:fill="F2F2F2"/>
+      </w:pPr>
+      <w:r>
+        <w:rPr>
+          <w:rFonts w:ascii="Courier New" w:hAnsi="Courier New"/>
+          <w:color w:val="1A1A1A"/>
+          <w:sz w:val="17"/>
+        </w:rPr>
+        <w:t xml:space="preserve">    # Load or generate</w:t>
+      </w:r>
+    </w:p>
+    <w:p>
+      <w:pPr>
+        <w:spacing w:before="0" w:after="0"/>
+        <w:ind w:left="283" w:right="283"/>
+        <w:shd w:val="clear" w:color="auto" w:fill="F2F2F2"/>
+      </w:pPr>
+      <w:r>
+        <w:rPr>
+          <w:rFonts w:ascii="Courier New" w:hAnsi="Courier New"/>
+          <w:color w:val="1A1A1A"/>
+          <w:sz w:val="17"/>
+        </w:rPr>
+        <w:t xml:space="preserve">    if RAW_PATH.exists():</w:t>
+      </w:r>
+    </w:p>
+    <w:p>
+      <w:pPr>
+        <w:spacing w:before="0" w:after="0"/>
+        <w:ind w:left="283" w:right="283"/>
+        <w:shd w:val="clear" w:color="auto" w:fill="F2F2F2"/>
+      </w:pPr>
+      <w:r>
+        <w:rPr>
+          <w:rFonts w:ascii="Courier New" w:hAnsi="Courier New"/>
+          <w:color w:val="1A1A1A"/>
+          <w:sz w:val="17"/>
+        </w:rPr>
+        <w:t xml:space="preserve">        print(f"Loading data from {RAW_PATH}")</w:t>
+      </w:r>
+    </w:p>
+    <w:p>
+      <w:pPr>
+        <w:spacing w:before="0" w:after="0"/>
+        <w:ind w:left="283" w:right="283"/>
+        <w:shd w:val="clear" w:color="auto" w:fill="F2F2F2"/>
+      </w:pPr>
+      <w:r>
+        <w:rPr>
+          <w:rFonts w:ascii="Courier New" w:hAnsi="Courier New"/>
+          <w:color w:val="1A1A1A"/>
+          <w:sz w:val="17"/>
+        </w:rPr>
+        <w:t xml:space="preserve">        df = pd.read_csv(RAW_PATH)</w:t>
+      </w:r>
+    </w:p>
+    <w:p>
+      <w:pPr>
+        <w:spacing w:before="0" w:after="0"/>
+        <w:ind w:left="283" w:right="283"/>
+        <w:shd w:val="clear" w:color="auto" w:fill="F2F2F2"/>
+      </w:pPr>
+      <w:r>
+        <w:rPr>
+          <w:rFonts w:ascii="Courier New" w:hAnsi="Courier New"/>
+          <w:color w:val="1A1A1A"/>
+          <w:sz w:val="17"/>
+        </w:rPr>
+        <w:t xml:space="preserve">    else:</w:t>
+      </w:r>
+    </w:p>
+    <w:p>
+      <w:pPr>
+        <w:spacing w:before="0" w:after="0"/>
+        <w:ind w:left="283" w:right="283"/>
+        <w:shd w:val="clear" w:color="auto" w:fill="F2F2F2"/>
+      </w:pPr>
+      <w:r>
+        <w:rPr>
+          <w:rFonts w:ascii="Courier New" w:hAnsi="Courier New"/>
+          <w:color w:val="1A1A1A"/>
+          <w:sz w:val="17"/>
+        </w:rPr>
+        <w:t xml:space="preserve">        print(f"Generating synthetic dataset ({args.rows:,} rows)…")</w:t>
+      </w:r>
+    </w:p>
+    <w:p>
+      <w:pPr>
+        <w:spacing w:before="0" w:after="0"/>
+        <w:ind w:left="283" w:right="283"/>
+        <w:shd w:val="clear" w:color="auto" w:fill="F2F2F2"/>
+      </w:pPr>
+      <w:r>
+        <w:rPr>
+          <w:rFonts w:ascii="Courier New" w:hAnsi="Courier New"/>
+          <w:color w:val="1A1A1A"/>
+          <w:sz w:val="17"/>
+        </w:rPr>
+        <w:t xml:space="preserve">        df = generate_data(n=args.rows)</w:t>
+      </w:r>
+    </w:p>
+    <w:p>
+      <w:pPr>
+        <w:spacing w:before="0" w:after="0"/>
+        <w:ind w:left="283" w:right="283"/>
+        <w:shd w:val="clear" w:color="auto" w:fill="F2F2F2"/>
+      </w:pPr>
+      <w:r>
+        <w:rPr>
+          <w:rFonts w:ascii="Courier New" w:hAnsi="Courier New"/>
+          <w:color w:val="1A1A1A"/>
+          <w:sz w:val="17"/>
+        </w:rPr>
+        <w:t xml:space="preserve">        RAW_PATH.parent.mkdir(parents=True, exist_ok=True)</w:t>
+      </w:r>
+    </w:p>
+    <w:p>
+      <w:pPr>
+        <w:spacing w:before="0" w:after="0"/>
+        <w:ind w:left="283" w:right="283"/>
+        <w:shd w:val="clear" w:color="auto" w:fill="F2F2F2"/>
+      </w:pPr>
+      <w:r>
+        <w:rPr>
+          <w:rFonts w:ascii="Courier New" w:hAnsi="Courier New"/>
+          <w:color w:val="1A1A1A"/>
+          <w:sz w:val="17"/>
+        </w:rPr>
+        <w:t xml:space="preserve">        df.to_csv(RAW_PATH, index=False)</w:t>
+      </w:r>
+    </w:p>
+    <w:p>
+      <w:pPr>
+        <w:spacing w:before="0" w:after="0"/>
+        <w:ind w:left="283" w:right="283"/>
+        <w:shd w:val="clear" w:color="auto" w:fill="F2F2F2"/>
+      </w:pPr>
+      <w:r>
+        <w:rPr>
+          <w:rFonts w:ascii="Courier New" w:hAnsi="Courier New"/>
+          <w:color w:val="1A1A1A"/>
+          <w:sz w:val="17"/>
+        </w:rPr>
+        <w:t xml:space="preserve">        print(f"  Saved to {RAW_PATH}")</w:t>
+      </w:r>
+    </w:p>
+    <w:p>
+      <w:pPr>
+        <w:spacing w:before="0" w:after="0"/>
+        <w:ind w:left="283" w:right="283"/>
+        <w:shd w:val="clear" w:color="auto" w:fill="F2F2F2"/>
+      </w:pPr>
+      <w:r>
+        <w:rPr>
+          <w:rFonts w:ascii="Courier New" w:hAnsi="Courier New"/>
+          <w:color w:val="1A1A1A"/>
+          <w:sz w:val="17"/>
+        </w:rPr>
+        <w:t xml:space="preserve"> </w:t>
+      </w:r>
+    </w:p>
+    <w:p>
+      <w:pPr>
+        <w:spacing w:before="0" w:after="0"/>
+        <w:ind w:left="283" w:right="283"/>
+        <w:shd w:val="clear" w:color="auto" w:fill="F2F2F2"/>
+      </w:pPr>
+      <w:r>
+        <w:rPr>
+          <w:rFonts w:ascii="Courier New" w:hAnsi="Courier New"/>
+          <w:color w:val="1A1A1A"/>
+          <w:sz w:val="17"/>
+        </w:rPr>
+        <w:t xml:space="preserve">    print(f"\nRaw dataset shape: {df.shape}")</w:t>
+      </w:r>
+    </w:p>
+    <w:p>
+      <w:pPr>
+        <w:spacing w:before="0" w:after="0"/>
+        <w:ind w:left="283" w:right="283"/>
+        <w:shd w:val="clear" w:color="auto" w:fill="F2F2F2"/>
+      </w:pPr>
+      <w:r>
+        <w:rPr>
+          <w:rFonts w:ascii="Courier New" w:hAnsi="Courier New"/>
+          <w:color w:val="1A1A1A"/>
+          <w:sz w:val="17"/>
+        </w:rPr>
+        <w:t xml:space="preserve"> </w:t>
+      </w:r>
+    </w:p>
+    <w:p>
+      <w:pPr>
+        <w:spacing w:before="0" w:after="0"/>
+        <w:ind w:left="283" w:right="283"/>
+        <w:shd w:val="clear" w:color="auto" w:fill="F2F2F2"/>
+      </w:pPr>
+      <w:r>
+        <w:rPr>
+          <w:rFonts w:ascii="Courier New" w:hAnsi="Courier New"/>
+          <w:color w:val="1A1A1A"/>
+          <w:sz w:val="17"/>
+        </w:rPr>
+        <w:t xml:space="preserve">    print("\n[1] Engineering features…")</w:t>
+      </w:r>
+    </w:p>
+    <w:p>
+      <w:pPr>
+        <w:spacing w:before="0" w:after="0"/>
+        <w:ind w:left="283" w:right="283"/>
+        <w:shd w:val="clear" w:color="auto" w:fill="F2F2F2"/>
+      </w:pPr>
+      <w:r>
+        <w:rPr>
+          <w:rFonts w:ascii="Courier New" w:hAnsi="Courier New"/>
+          <w:color w:val="1A1A1A"/>
+          <w:sz w:val="17"/>
+        </w:rPr>
+        <w:t xml:space="preserve">    df_eng = engineer_features(df)</w:t>
+      </w:r>
+    </w:p>
+    <w:p>
+      <w:pPr>
+        <w:spacing w:before="0" w:after="0"/>
+        <w:ind w:left="283" w:right="283"/>
+        <w:shd w:val="clear" w:color="auto" w:fill="F2F2F2"/>
+      </w:pPr>
+      <w:r>
+        <w:rPr>
+          <w:rFonts w:ascii="Courier New" w:hAnsi="Courier New"/>
+          <w:color w:val="1A1A1A"/>
+          <w:sz w:val="17"/>
+        </w:rPr>
+        <w:t xml:space="preserve">    print(f"  Engineered dataset shape: {df_eng.shape}")</w:t>
+      </w:r>
+    </w:p>
+    <w:p>
+      <w:pPr>
+        <w:spacing w:before="0" w:after="0"/>
+        <w:ind w:left="283" w:right="283"/>
+        <w:shd w:val="clear" w:color="auto" w:fill="F2F2F2"/>
+      </w:pPr>
+      <w:r>
+        <w:rPr>
+          <w:rFonts w:ascii="Courier New" w:hAnsi="Courier New"/>
+          <w:color w:val="1A1A1A"/>
+          <w:sz w:val="17"/>
+        </w:rPr>
+        <w:t xml:space="preserve">    print(f"  New features added: {df_eng.shape[1] - df.shape[1]}")</w:t>
+      </w:r>
+    </w:p>
+    <w:p>
+      <w:pPr>
+        <w:spacing w:before="0" w:after="0"/>
+        <w:ind w:left="283" w:right="283"/>
+        <w:shd w:val="clear" w:color="auto" w:fill="F2F2F2"/>
+      </w:pPr>
+      <w:r>
+        <w:rPr>
+          <w:rFonts w:ascii="Courier New" w:hAnsi="Courier New"/>
+          <w:color w:val="1A1A1A"/>
+          <w:sz w:val="17"/>
+        </w:rPr>
+        <w:t xml:space="preserve"> </w:t>
+      </w:r>
+    </w:p>
+    <w:p>
+      <w:pPr>
+        <w:spacing w:before="0" w:after="0"/>
+        <w:ind w:left="283" w:right="283"/>
+        <w:shd w:val="clear" w:color="auto" w:fill="F2F2F2"/>
+      </w:pPr>
+      <w:r>
+        <w:rPr>
+          <w:rFonts w:ascii="Courier New" w:hAnsi="Courier New"/>
+          <w:color w:val="1A1A1A"/>
+          <w:sz w:val="17"/>
+        </w:rPr>
+        <w:t xml:space="preserve">    # Save engineered features</w:t>
+      </w:r>
+    </w:p>
+    <w:p>
+      <w:pPr>
+        <w:spacing w:before="0" w:after="0"/>
+        <w:ind w:left="283" w:right="283"/>
+        <w:shd w:val="clear" w:color="auto" w:fill="F2F2F2"/>
+      </w:pPr>
+      <w:r>
+        <w:rPr>
+          <w:rFonts w:ascii="Courier New" w:hAnsi="Courier New"/>
+          <w:color w:val="1A1A1A"/>
+          <w:sz w:val="17"/>
+        </w:rPr>
+        <w:t xml:space="preserve">    df_eng.to_csv(ENGINEERED_PATH, index=False)</w:t>
+      </w:r>
+    </w:p>
+    <w:p>
+      <w:pPr>
+        <w:spacing w:before="0" w:after="0"/>
+        <w:ind w:left="283" w:right="283"/>
+        <w:shd w:val="clear" w:color="auto" w:fill="F2F2F2"/>
+      </w:pPr>
+      <w:r>
+        <w:rPr>
+          <w:rFonts w:ascii="Courier New" w:hAnsi="Courier New"/>
+          <w:color w:val="1A1A1A"/>
+          <w:sz w:val="17"/>
+        </w:rPr>
+        <w:t xml:space="preserve">    print(f"  Saved to {ENGINEERED_PATH}")</w:t>
+      </w:r>
+    </w:p>
+    <w:p>
+      <w:pPr>
+        <w:spacing w:before="0" w:after="0"/>
+        <w:ind w:left="283" w:right="283"/>
+        <w:shd w:val="clear" w:color="auto" w:fill="F2F2F2"/>
+      </w:pPr>
+      <w:r>
+        <w:rPr>
+          <w:rFonts w:ascii="Courier New" w:hAnsi="Courier New"/>
+          <w:color w:val="1A1A1A"/>
+          <w:sz w:val="17"/>
+        </w:rPr>
+        <w:t xml:space="preserve"> </w:t>
+      </w:r>
+    </w:p>
+    <w:p>
+      <w:pPr>
+        <w:spacing w:before="0" w:after="0"/>
+        <w:ind w:left="283" w:right="283"/>
+        <w:shd w:val="clear" w:color="auto" w:fill="F2F2F2"/>
+      </w:pPr>
+      <w:r>
+        <w:rPr>
+          <w:rFonts w:ascii="Courier New" w:hAnsi="Courier New"/>
+          <w:color w:val="1A1A1A"/>
+          <w:sz w:val="17"/>
+        </w:rPr>
+        <w:t xml:space="preserve">    print("\n[2] Feature selection…")</w:t>
+      </w:r>
+    </w:p>
+    <w:p>
+      <w:pPr>
+        <w:spacing w:before="0" w:after="0"/>
+        <w:ind w:left="283" w:right="283"/>
+        <w:shd w:val="clear" w:color="auto" w:fill="F2F2F2"/>
+      </w:pPr>
+      <w:r>
+        <w:rPr>
+          <w:rFonts w:ascii="Courier New" w:hAnsi="Courier New"/>
+          <w:color w:val="1A1A1A"/>
+          <w:sz w:val="17"/>
+        </w:rPr>
+        <w:t xml:space="preserve">    target = "clv"</w:t>
+      </w:r>
+    </w:p>
+    <w:p>
+      <w:pPr>
+        <w:spacing w:before="0" w:after="0"/>
+        <w:ind w:left="283" w:right="283"/>
+        <w:shd w:val="clear" w:color="auto" w:fill="F2F2F2"/>
+      </w:pPr>
+      <w:r>
+        <w:rPr>
+          <w:rFonts w:ascii="Courier New" w:hAnsi="Courier New"/>
+          <w:color w:val="1A1A1A"/>
+          <w:sz w:val="17"/>
+        </w:rPr>
+        <w:t xml:space="preserve">    cat_drop = [target, "region", "segment", "product_type", "age_group", "income_tier", "credit_band"]</w:t>
+      </w:r>
+    </w:p>
+    <w:p>
+      <w:pPr>
+        <w:spacing w:before="0" w:after="0"/>
+        <w:ind w:left="283" w:right="283"/>
+        <w:shd w:val="clear" w:color="auto" w:fill="F2F2F2"/>
+      </w:pPr>
+      <w:r>
+        <w:rPr>
+          <w:rFonts w:ascii="Courier New" w:hAnsi="Courier New"/>
+          <w:color w:val="1A1A1A"/>
+          <w:sz w:val="17"/>
+        </w:rPr>
+        <w:t xml:space="preserve">    X_eng = df_eng.drop(columns=[c for c in cat_drop if c in df_eng.columns], errors="ignore")</w:t>
+      </w:r>
+    </w:p>
+    <w:p>
+      <w:pPr>
+        <w:spacing w:before="0" w:after="0"/>
+        <w:ind w:left="283" w:right="283"/>
+        <w:shd w:val="clear" w:color="auto" w:fill="F2F2F2"/>
+      </w:pPr>
+      <w:r>
+        <w:rPr>
+          <w:rFonts w:ascii="Courier New" w:hAnsi="Courier New"/>
+          <w:color w:val="1A1A1A"/>
+          <w:sz w:val="17"/>
+        </w:rPr>
+        <w:t xml:space="preserve">    X_eng = X_eng.select_dtypes(include=[np.number])</w:t>
+      </w:r>
+    </w:p>
+    <w:p>
+      <w:pPr>
+        <w:spacing w:before="0" w:after="0"/>
+        <w:ind w:left="283" w:right="283"/>
+        <w:shd w:val="clear" w:color="auto" w:fill="F2F2F2"/>
+      </w:pPr>
+      <w:r>
+        <w:rPr>
+          <w:rFonts w:ascii="Courier New" w:hAnsi="Courier New"/>
+          <w:color w:val="1A1A1A"/>
+          <w:sz w:val="17"/>
+        </w:rPr>
+        <w:t xml:space="preserve">    y     = df[target]</w:t>
+      </w:r>
+    </w:p>
+    <w:p>
+      <w:pPr>
+        <w:spacing w:before="0" w:after="0"/>
+        <w:ind w:left="283" w:right="283"/>
+        <w:shd w:val="clear" w:color="auto" w:fill="F2F2F2"/>
+      </w:pPr>
+      <w:r>
+        <w:rPr>
+          <w:rFonts w:ascii="Courier New" w:hAnsi="Courier New"/>
+          <w:color w:val="1A1A1A"/>
+          <w:sz w:val="17"/>
+        </w:rPr>
+        <w:t xml:space="preserve">    selection_results = select_features(X_eng, y)</w:t>
+      </w:r>
+    </w:p>
+    <w:p>
+      <w:pPr>
+        <w:spacing w:before="0" w:after="0"/>
+        <w:ind w:left="283" w:right="283"/>
+        <w:shd w:val="clear" w:color="auto" w:fill="F2F2F2"/>
+      </w:pPr>
+      <w:r>
+        <w:rPr>
+          <w:rFonts w:ascii="Courier New" w:hAnsi="Courier New"/>
+          <w:color w:val="1A1A1A"/>
+          <w:sz w:val="17"/>
+        </w:rPr>
+        <w:t xml:space="preserve">    print(f"  Recommended features (≥2 methods): {len(selection_results['recommended_features'])}")</w:t>
+      </w:r>
+    </w:p>
+    <w:p>
+      <w:pPr>
+        <w:spacing w:before="0" w:after="0"/>
+        <w:ind w:left="283" w:right="283"/>
+        <w:shd w:val="clear" w:color="auto" w:fill="F2F2F2"/>
+      </w:pPr>
+      <w:r>
+        <w:rPr>
+          <w:rFonts w:ascii="Courier New" w:hAnsi="Courier New"/>
+          <w:color w:val="1A1A1A"/>
+          <w:sz w:val="17"/>
+        </w:rPr>
+        <w:t xml:space="preserve"> </w:t>
+      </w:r>
+    </w:p>
+    <w:p>
+      <w:pPr>
+        <w:spacing w:before="0" w:after="0"/>
+        <w:ind w:left="283" w:right="283"/>
+        <w:shd w:val="clear" w:color="auto" w:fill="F2F2F2"/>
+      </w:pPr>
+      <w:r>
+        <w:rPr>
+          <w:rFonts w:ascii="Courier New" w:hAnsi="Courier New"/>
+          <w:color w:val="1A1A1A"/>
+          <w:sz w:val="17"/>
+        </w:rPr>
+        <w:t xml:space="preserve">    print("\n[3] Comparing feature sets on model performance…")</w:t>
+      </w:r>
+    </w:p>
+    <w:p>
+      <w:pPr>
+        <w:spacing w:before="0" w:after="0"/>
+        <w:ind w:left="283" w:right="283"/>
+        <w:shd w:val="clear" w:color="auto" w:fill="F2F2F2"/>
+      </w:pPr>
+      <w:r>
+        <w:rPr>
+          <w:rFonts w:ascii="Courier New" w:hAnsi="Courier New"/>
+          <w:color w:val="1A1A1A"/>
+          <w:sz w:val="17"/>
+        </w:rPr>
+        <w:t xml:space="preserve">    comparison = compare_feature_sets(df, df_eng, target)</w:t>
+      </w:r>
+    </w:p>
+    <w:p>
+      <w:pPr>
+        <w:spacing w:before="0" w:after="0"/>
+        <w:ind w:left="283" w:right="283"/>
+        <w:shd w:val="clear" w:color="auto" w:fill="F2F2F2"/>
+      </w:pPr>
+      <w:r>
+        <w:rPr>
+          <w:rFonts w:ascii="Courier New" w:hAnsi="Courier New"/>
+          <w:color w:val="1A1A1A"/>
+          <w:sz w:val="17"/>
+        </w:rPr>
+        <w:t xml:space="preserve"> </w:t>
+      </w:r>
+    </w:p>
+    <w:p>
+      <w:pPr>
+        <w:spacing w:before="0" w:after="0"/>
+        <w:ind w:left="283" w:right="283"/>
+        <w:shd w:val="clear" w:color="auto" w:fill="F2F2F2"/>
+      </w:pPr>
+      <w:r>
+        <w:rPr>
+          <w:rFonts w:ascii="Courier New" w:hAnsi="Courier New"/>
+          <w:color w:val="1A1A1A"/>
+          <w:sz w:val="17"/>
+        </w:rPr>
+        <w:t xml:space="preserve">    print("\n[4] Generating prescriptive recommendations…")</w:t>
+      </w:r>
+    </w:p>
+    <w:p>
+      <w:pPr>
+        <w:spacing w:before="0" w:after="0"/>
+        <w:ind w:left="283" w:right="283"/>
+        <w:shd w:val="clear" w:color="auto" w:fill="F2F2F2"/>
+      </w:pPr>
+      <w:r>
+        <w:rPr>
+          <w:rFonts w:ascii="Courier New" w:hAnsi="Courier New"/>
+          <w:color w:val="1A1A1A"/>
+          <w:sz w:val="17"/>
+        </w:rPr>
+        <w:t xml:space="preserve">    recommendations = generate_prescriptive_recommendations(selection_results, comparison)</w:t>
+      </w:r>
+    </w:p>
+    <w:p>
+      <w:pPr>
+        <w:spacing w:before="0" w:after="0"/>
+        <w:ind w:left="283" w:right="283"/>
+        <w:shd w:val="clear" w:color="auto" w:fill="F2F2F2"/>
+      </w:pPr>
+      <w:r>
+        <w:rPr>
+          <w:rFonts w:ascii="Courier New" w:hAnsi="Courier New"/>
+          <w:color w:val="1A1A1A"/>
+          <w:sz w:val="17"/>
+        </w:rPr>
+        <w:t xml:space="preserve">    for r in recommendations:</w:t>
+      </w:r>
+    </w:p>
+    <w:p>
+      <w:pPr>
+        <w:spacing w:before="0" w:after="0"/>
+        <w:ind w:left="283" w:right="283"/>
+        <w:shd w:val="clear" w:color="auto" w:fill="F2F2F2"/>
+      </w:pPr>
+      <w:r>
+        <w:rPr>
+          <w:rFonts w:ascii="Courier New" w:hAnsi="Courier New"/>
+          <w:color w:val="1A1A1A"/>
+          <w:sz w:val="17"/>
+        </w:rPr>
+        <w:t xml:space="preserve">        print(f"  [{r['priority']}] {r['recommendation']}")</w:t>
+      </w:r>
+    </w:p>
+    <w:p>
+      <w:pPr>
+        <w:spacing w:before="0" w:after="0"/>
+        <w:ind w:left="283" w:right="283"/>
+        <w:shd w:val="clear" w:color="auto" w:fill="F2F2F2"/>
+      </w:pPr>
+      <w:r>
+        <w:rPr>
+          <w:rFonts w:ascii="Courier New" w:hAnsi="Courier New"/>
+          <w:color w:val="1A1A1A"/>
+          <w:sz w:val="17"/>
+        </w:rPr>
+        <w:t xml:space="preserve"> </w:t>
+      </w:r>
+    </w:p>
+    <w:p>
+      <w:pPr>
+        <w:spacing w:before="0" w:after="0"/>
+        <w:ind w:left="283" w:right="283"/>
+        <w:shd w:val="clear" w:color="auto" w:fill="F2F2F2"/>
+      </w:pPr>
+      <w:r>
+        <w:rPr>
+          <w:rFonts w:ascii="Courier New" w:hAnsi="Courier New"/>
+          <w:color w:val="1A1A1A"/>
+          <w:sz w:val="17"/>
+        </w:rPr>
+        <w:t xml:space="preserve">    metrics = {</w:t>
+      </w:r>
+    </w:p>
+    <w:p>
+      <w:pPr>
+        <w:spacing w:before="0" w:after="0"/>
+        <w:ind w:left="283" w:right="283"/>
+        <w:shd w:val="clear" w:color="auto" w:fill="F2F2F2"/>
+      </w:pPr>
+      <w:r>
+        <w:rPr>
+          <w:rFonts w:ascii="Courier New" w:hAnsi="Courier New"/>
+          <w:color w:val="1A1A1A"/>
+          <w:sz w:val="17"/>
+        </w:rPr>
+        <w:t xml:space="preserve">        "experiment": "exp5_feature_engineering",</w:t>
+      </w:r>
+    </w:p>
+    <w:p>
+      <w:pPr>
+        <w:spacing w:before="0" w:after="0"/>
+        <w:ind w:left="283" w:right="283"/>
+        <w:shd w:val="clear" w:color="auto" w:fill="F2F2F2"/>
+      </w:pPr>
+      <w:r>
+        <w:rPr>
+          <w:rFonts w:ascii="Courier New" w:hAnsi="Courier New"/>
+          <w:color w:val="1A1A1A"/>
+          <w:sz w:val="17"/>
+        </w:rPr>
+        <w:t xml:space="preserve">        "raw_shape": list(df.shape),</w:t>
+      </w:r>
+    </w:p>
+    <w:p>
+      <w:pPr>
+        <w:spacing w:before="0" w:after="0"/>
+        <w:ind w:left="283" w:right="283"/>
+        <w:shd w:val="clear" w:color="auto" w:fill="F2F2F2"/>
+      </w:pPr>
+      <w:r>
+        <w:rPr>
+          <w:rFonts w:ascii="Courier New" w:hAnsi="Courier New"/>
+          <w:color w:val="1A1A1A"/>
+          <w:sz w:val="17"/>
+        </w:rPr>
+        <w:t xml:space="preserve">        "engineered_shape": list(df_eng.shape),</w:t>
+      </w:r>
+    </w:p>
+    <w:p>
+      <w:pPr>
+        <w:spacing w:before="0" w:after="0"/>
+        <w:ind w:left="283" w:right="283"/>
+        <w:shd w:val="clear" w:color="auto" w:fill="F2F2F2"/>
+      </w:pPr>
+      <w:r>
+        <w:rPr>
+          <w:rFonts w:ascii="Courier New" w:hAnsi="Courier New"/>
+          <w:color w:val="1A1A1A"/>
+          <w:sz w:val="17"/>
+        </w:rPr>
+        <w:t xml:space="preserve">        "n_new_features": df_eng.shape[1] - df.shape[1],</w:t>
+      </w:r>
+    </w:p>
+    <w:p>
+      <w:pPr>
+        <w:spacing w:before="0" w:after="0"/>
+        <w:ind w:left="283" w:right="283"/>
+        <w:shd w:val="clear" w:color="auto" w:fill="F2F2F2"/>
+      </w:pPr>
+      <w:r>
+        <w:rPr>
+          <w:rFonts w:ascii="Courier New" w:hAnsi="Courier New"/>
+          <w:color w:val="1A1A1A"/>
+          <w:sz w:val="17"/>
+        </w:rPr>
+        <w:t xml:space="preserve">        "selection_results": selection_results,</w:t>
+      </w:r>
+    </w:p>
+    <w:p>
+      <w:pPr>
+        <w:spacing w:before="0" w:after="0"/>
+        <w:ind w:left="283" w:right="283"/>
+        <w:shd w:val="clear" w:color="auto" w:fill="F2F2F2"/>
+      </w:pPr>
+      <w:r>
+        <w:rPr>
+          <w:rFonts w:ascii="Courier New" w:hAnsi="Courier New"/>
+          <w:color w:val="1A1A1A"/>
+          <w:sz w:val="17"/>
+        </w:rPr>
+        <w:t xml:space="preserve">        "model_comparison": comparison,</w:t>
+      </w:r>
+    </w:p>
+    <w:p>
+      <w:pPr>
+        <w:spacing w:before="0" w:after="0"/>
+        <w:ind w:left="283" w:right="283"/>
+        <w:shd w:val="clear" w:color="auto" w:fill="F2F2F2"/>
+      </w:pPr>
+      <w:r>
+        <w:rPr>
+          <w:rFonts w:ascii="Courier New" w:hAnsi="Courier New"/>
+          <w:color w:val="1A1A1A"/>
+          <w:sz w:val="17"/>
+        </w:rPr>
+        <w:t xml:space="preserve">        "recommendations": recommendations,</w:t>
+      </w:r>
+    </w:p>
+    <w:p>
+      <w:pPr>
+        <w:spacing w:before="0" w:after="0"/>
+        <w:ind w:left="283" w:right="283"/>
+        <w:shd w:val="clear" w:color="auto" w:fill="F2F2F2"/>
+      </w:pPr>
+      <w:r>
+        <w:rPr>
+          <w:rFonts w:ascii="Courier New" w:hAnsi="Courier New"/>
+          <w:color w:val="1A1A1A"/>
+          <w:sz w:val="17"/>
+        </w:rPr>
+        <w:t xml:space="preserve">    }</w:t>
+      </w:r>
+    </w:p>
+    <w:p>
+      <w:pPr>
+        <w:spacing w:before="0" w:after="0"/>
+        <w:ind w:left="283" w:right="283"/>
+        <w:shd w:val="clear" w:color="auto" w:fill="F2F2F2"/>
+      </w:pPr>
+      <w:r>
+        <w:rPr>
+          <w:rFonts w:ascii="Courier New" w:hAnsi="Courier New"/>
+          <w:color w:val="1A1A1A"/>
+          <w:sz w:val="17"/>
+        </w:rPr>
+        <w:t xml:space="preserve">    with open(METRICS_FILE, "w") as f:</w:t>
+      </w:r>
+    </w:p>
+    <w:p>
+      <w:pPr>
+        <w:spacing w:before="0" w:after="0"/>
+        <w:ind w:left="283" w:right="283"/>
+        <w:shd w:val="clear" w:color="auto" w:fill="F2F2F2"/>
+      </w:pPr>
+      <w:r>
+        <w:rPr>
+          <w:rFonts w:ascii="Courier New" w:hAnsi="Courier New"/>
+          <w:color w:val="1A1A1A"/>
+          <w:sz w:val="17"/>
+        </w:rPr>
+        <w:t xml:space="preserve">        json.dump(metrics, f, indent=2, default=str)</w:t>
+      </w:r>
+    </w:p>
+    <w:p>
+      <w:pPr>
+        <w:spacing w:before="0" w:after="0"/>
+        <w:ind w:left="283" w:right="283"/>
+        <w:shd w:val="clear" w:color="auto" w:fill="F2F2F2"/>
+      </w:pPr>
+      <w:r>
+        <w:rPr>
+          <w:rFonts w:ascii="Courier New" w:hAnsi="Courier New"/>
+          <w:color w:val="1A1A1A"/>
+          <w:sz w:val="17"/>
+        </w:rPr>
+        <w:t xml:space="preserve">    print(f"\nMetrics saved to: {METRICS_FILE}")</w:t>
+      </w:r>
+    </w:p>
+    <w:p>
+      <w:pPr>
+        <w:spacing w:before="0" w:after="0"/>
+        <w:ind w:left="283" w:right="283"/>
+        <w:shd w:val="clear" w:color="auto" w:fill="F2F2F2"/>
+      </w:pPr>
+      <w:r>
+        <w:rPr>
+          <w:rFonts w:ascii="Courier New" w:hAnsi="Courier New"/>
+          <w:color w:val="1A1A1A"/>
+          <w:sz w:val="17"/>
+        </w:rPr>
+        <w:t xml:space="preserve"> </w:t>
+      </w:r>
+    </w:p>
+    <w:p>
+      <w:pPr>
+        <w:spacing w:before="0" w:after="0"/>
+        <w:ind w:left="283" w:right="283"/>
+        <w:shd w:val="clear" w:color="auto" w:fill="F2F2F2"/>
+      </w:pPr>
+      <w:r>
+        <w:rPr>
+          <w:rFonts w:ascii="Courier New" w:hAnsi="Courier New"/>
+          <w:color w:val="1A1A1A"/>
+          <w:sz w:val="17"/>
+        </w:rPr>
+        <w:t xml:space="preserve">    if not args.no_plot:</w:t>
+      </w:r>
+    </w:p>
+    <w:p>
+      <w:pPr>
+        <w:spacing w:before="0" w:after="0"/>
+        <w:ind w:left="283" w:right="283"/>
+        <w:shd w:val="clear" w:color="auto" w:fill="F2F2F2"/>
+      </w:pPr>
+      <w:r>
+        <w:rPr>
+          <w:rFonts w:ascii="Courier New" w:hAnsi="Courier New"/>
+          <w:color w:val="1A1A1A"/>
+          <w:sz w:val="17"/>
+        </w:rPr>
+        <w:t xml:space="preserve">        print("\n[5] Generating plots…")</w:t>
+      </w:r>
+    </w:p>
+    <w:p>
+      <w:pPr>
+        <w:spacing w:before="0" w:after="0"/>
+        <w:ind w:left="283" w:right="283"/>
+        <w:shd w:val="clear" w:color="auto" w:fill="F2F2F2"/>
+      </w:pPr>
+      <w:r>
+        <w:rPr>
+          <w:rFonts w:ascii="Courier New" w:hAnsi="Courier New"/>
+          <w:color w:val="1A1A1A"/>
+          <w:sz w:val="17"/>
+        </w:rPr>
+        <w:t xml:space="preserve">        plot_feature_engineering(selection_results, comparison)</w:t>
+      </w:r>
+    </w:p>
+    <w:p>
+      <w:pPr>
+        <w:spacing w:before="0" w:after="0"/>
+        <w:ind w:left="283" w:right="283"/>
+        <w:shd w:val="clear" w:color="auto" w:fill="F2F2F2"/>
+      </w:pPr>
+      <w:r>
+        <w:rPr>
+          <w:rFonts w:ascii="Courier New" w:hAnsi="Courier New"/>
+          <w:color w:val="1A1A1A"/>
+          <w:sz w:val="17"/>
+        </w:rPr>
+        <w:t xml:space="preserve"> </w:t>
+      </w:r>
+    </w:p>
+    <w:p>
+      <w:pPr>
+        <w:spacing w:before="0" w:after="0"/>
+        <w:ind w:left="283" w:right="283"/>
+        <w:shd w:val="clear" w:color="auto" w:fill="F2F2F2"/>
+      </w:pPr>
+      <w:r>
+        <w:rPr>
+          <w:rFonts w:ascii="Courier New" w:hAnsi="Courier New"/>
+          <w:color w:val="1A1A1A"/>
+          <w:sz w:val="17"/>
+        </w:rPr>
+        <w:t xml:space="preserve">    print("\n" + "=" * 60)</w:t>
+      </w:r>
+    </w:p>
+    <w:p>
+      <w:pPr>
+        <w:spacing w:before="0" w:after="0"/>
+        <w:ind w:left="283" w:right="283"/>
+        <w:shd w:val="clear" w:color="auto" w:fill="F2F2F2"/>
+      </w:pPr>
+      <w:r>
+        <w:rPr>
+          <w:rFonts w:ascii="Courier New" w:hAnsi="Courier New"/>
+          <w:color w:val="1A1A1A"/>
+          <w:sz w:val="17"/>
+        </w:rPr>
+        <w:t xml:space="preserve">    print("PRESCRIPTIVE SUMMARY")</w:t>
+      </w:r>
+    </w:p>
+    <w:p>
+      <w:pPr>
+        <w:spacing w:before="0" w:after="0"/>
+        <w:ind w:left="283" w:right="283"/>
+        <w:shd w:val="clear" w:color="auto" w:fill="F2F2F2"/>
+      </w:pPr>
+      <w:r>
+        <w:rPr>
+          <w:rFonts w:ascii="Courier New" w:hAnsi="Courier New"/>
+          <w:color w:val="1A1A1A"/>
+          <w:sz w:val="17"/>
+        </w:rPr>
+        <w:t xml:space="preserve">    print("=" * 60)</w:t>
+      </w:r>
+    </w:p>
+    <w:p>
+      <w:pPr>
+        <w:spacing w:before="0" w:after="0"/>
+        <w:ind w:left="283" w:right="283"/>
+        <w:shd w:val="clear" w:color="auto" w:fill="F2F2F2"/>
+      </w:pPr>
+      <w:r>
+        <w:rPr>
+          <w:rFonts w:ascii="Courier New" w:hAnsi="Courier New"/>
+          <w:color w:val="1A1A1A"/>
+          <w:sz w:val="17"/>
+        </w:rPr>
+        <w:t xml:space="preserve">    best = max(comparison.values(), key=lambda x: x["r2"])</w:t>
+      </w:r>
+    </w:p>
+    <w:p>
+      <w:pPr>
+        <w:spacing w:before="0" w:after="0"/>
+        <w:ind w:left="283" w:right="283"/>
+        <w:shd w:val="clear" w:color="auto" w:fill="F2F2F2"/>
+      </w:pPr>
+      <w:r>
+        <w:rPr>
+          <w:rFonts w:ascii="Courier New" w:hAnsi="Courier New"/>
+          <w:color w:val="1A1A1A"/>
+          <w:sz w:val="17"/>
+        </w:rPr>
+        <w:t xml:space="preserve">    print(f"\nBest model: {best['model']} with {best['feature_set']} features")</w:t>
+      </w:r>
+    </w:p>
+    <w:p>
+      <w:pPr>
+        <w:spacing w:before="0" w:after="0"/>
+        <w:ind w:left="283" w:right="283"/>
+        <w:shd w:val="clear" w:color="auto" w:fill="F2F2F2"/>
+      </w:pPr>
+      <w:r>
+        <w:rPr>
+          <w:rFonts w:ascii="Courier New" w:hAnsi="Courier New"/>
+          <w:color w:val="1A1A1A"/>
+          <w:sz w:val="17"/>
+        </w:rPr>
+        <w:t xml:space="preserve">    print(f"  R² = {best['r2']:.4f}  |  RMSE = ${best['rmse']:,.0f}  |  MAE = ${best['mae']:,.0f}")</w:t>
+      </w:r>
+    </w:p>
+    <w:p>
+      <w:pPr>
+        <w:spacing w:before="0" w:after="0"/>
+        <w:ind w:left="283" w:right="283"/>
+        <w:shd w:val="clear" w:color="auto" w:fill="F2F2F2"/>
+      </w:pPr>
+      <w:r>
+        <w:rPr>
+          <w:rFonts w:ascii="Courier New" w:hAnsi="Courier New"/>
+          <w:color w:val="1A1A1A"/>
+          <w:sz w:val="17"/>
+        </w:rPr>
+        <w:t xml:space="preserve">    for r in recommendations:</w:t>
+      </w:r>
+    </w:p>
+    <w:p>
+      <w:pPr>
+        <w:spacing w:before="0" w:after="0"/>
+        <w:ind w:left="283" w:right="283"/>
+        <w:shd w:val="clear" w:color="auto" w:fill="F2F2F2"/>
+      </w:pPr>
+      <w:r>
+        <w:rPr>
+          <w:rFonts w:ascii="Courier New" w:hAnsi="Courier New"/>
+          <w:color w:val="1A1A1A"/>
+          <w:sz w:val="17"/>
+        </w:rPr>
+        <w:t xml:space="preserve">        print(f"\n[{r['priority']}] {r['recommendation']}")</w:t>
+      </w:r>
+    </w:p>
+    <w:p>
+      <w:pPr>
+        <w:spacing w:before="0" w:after="0"/>
+        <w:ind w:left="283" w:right="283"/>
+        <w:shd w:val="clear" w:color="auto" w:fill="F2F2F2"/>
+      </w:pPr>
+      <w:r>
+        <w:rPr>
+          <w:rFonts w:ascii="Courier New" w:hAnsi="Courier New"/>
+          <w:color w:val="1A1A1A"/>
+          <w:sz w:val="17"/>
+        </w:rPr>
+        <w:t xml:space="preserve">        print(f"  → {r['detail']}")</w:t>
+      </w:r>
+    </w:p>
+    <w:p>
+      <w:pPr>
+        <w:spacing w:before="0" w:after="0"/>
+        <w:ind w:left="283" w:right="283"/>
+        <w:shd w:val="clear" w:color="auto" w:fill="F2F2F2"/>
+      </w:pPr>
+      <w:r>
+        <w:rPr>
+          <w:rFonts w:ascii="Courier New" w:hAnsi="Courier New"/>
+          <w:color w:val="1A1A1A"/>
+          <w:sz w:val="17"/>
+        </w:rPr>
+        <w:t xml:space="preserve"> </w:t>
+      </w:r>
+    </w:p>
+    <w:p>
+      <w:pPr>
+        <w:spacing w:before="0" w:after="0"/>
+        <w:ind w:left="283" w:right="283"/>
+        <w:shd w:val="clear" w:color="auto" w:fill="F2F2F2"/>
+      </w:pPr>
+      <w:r>
+        <w:rPr>
+          <w:rFonts w:ascii="Courier New" w:hAnsi="Courier New"/>
+          <w:color w:val="1A1A1A"/>
+          <w:sz w:val="17"/>
+        </w:rPr>
+        <w:t xml:space="preserve">    return 0</w:t>
+      </w:r>
+    </w:p>
+    <w:p>
+      <w:pPr>
+        <w:spacing w:before="0" w:after="0"/>
+        <w:ind w:left="283" w:right="283"/>
+        <w:shd w:val="clear" w:color="auto" w:fill="F2F2F2"/>
+      </w:pPr>
+      <w:r>
+        <w:rPr>
+          <w:rFonts w:ascii="Courier New" w:hAnsi="Courier New"/>
+          <w:color w:val="1A1A1A"/>
+          <w:sz w:val="17"/>
+        </w:rPr>
+        <w:t xml:space="preserve"> </w:t>
+      </w:r>
+    </w:p>
+    <w:p/>
+    <w:p>
+      <w:pPr>
+        <w:spacing w:before="160" w:after="80"/>
+        <w:shd w:val="clear" w:color="auto" w:fill="1F3864"/>
+      </w:pPr>
+      <w:r>
+        <w:rPr>
+          <w:b/>
+          <w:color w:val="FFFFFF"/>
+          <w:sz w:val="24"/>
+        </w:rPr>
+        <w:t xml:space="preserve">  OUTPUT</w:t>
+      </w:r>
+    </w:p>
+    <w:p>
+      <w:pPr>
+        <w:spacing w:before="0" w:after="0"/>
+        <w:ind w:left="283" w:right="283"/>
+        <w:shd w:val="clear" w:color="auto" w:fill="F2F2F2"/>
+      </w:pPr>
+      <w:r>
+        <w:rPr>
+          <w:rFonts w:ascii="Courier New" w:hAnsi="Courier New"/>
+          <w:color w:val="1A1A1A"/>
+          <w:sz w:val="17"/>
+        </w:rPr>
+        <w:t>============================================================</w:t>
+      </w:r>
+    </w:p>
+    <w:p>
+      <w:pPr>
+        <w:spacing w:before="0" w:after="0"/>
+        <w:ind w:left="283" w:right="283"/>
+        <w:shd w:val="clear" w:color="auto" w:fill="F2F2F2"/>
+      </w:pPr>
+      <w:r>
+        <w:rPr>
+          <w:rFonts w:ascii="Courier New" w:hAnsi="Courier New"/>
+          <w:color w:val="1A1A1A"/>
+          <w:sz w:val="17"/>
+        </w:rPr>
+        <w:t>Experiment 5: Feature Engineering &amp; Selection</w:t>
+      </w:r>
+    </w:p>
+    <w:p>
+      <w:pPr>
+        <w:spacing w:before="0" w:after="0"/>
+        <w:ind w:left="283" w:right="283"/>
+        <w:shd w:val="clear" w:color="auto" w:fill="F2F2F2"/>
+      </w:pPr>
+      <w:r>
+        <w:rPr>
+          <w:rFonts w:ascii="Courier New" w:hAnsi="Courier New"/>
+          <w:color w:val="1A1A1A"/>
+          <w:sz w:val="17"/>
+        </w:rPr>
+        <w:t>============================================================</w:t>
+      </w:r>
+    </w:p>
+    <w:p>
+      <w:pPr>
+        <w:spacing w:before="0" w:after="0"/>
+        <w:ind w:left="283" w:right="283"/>
+        <w:shd w:val="clear" w:color="auto" w:fill="F2F2F2"/>
+      </w:pPr>
+      <w:r>
+        <w:rPr>
+          <w:rFonts w:ascii="Courier New" w:hAnsi="Courier New"/>
+          <w:color w:val="1A1A1A"/>
+          <w:sz w:val="17"/>
+        </w:rPr>
+        <w:t xml:space="preserve"> </w:t>
+      </w:r>
+    </w:p>
+    <w:p>
+      <w:pPr>
+        <w:spacing w:before="0" w:after="0"/>
+        <w:ind w:left="283" w:right="283"/>
+        <w:shd w:val="clear" w:color="auto" w:fill="F2F2F2"/>
+      </w:pPr>
+      <w:r>
+        <w:rPr>
+          <w:rFonts w:ascii="Courier New" w:hAnsi="Courier New"/>
+          <w:color w:val="1A1A1A"/>
+          <w:sz w:val="17"/>
+        </w:rPr>
+        <w:t>Generating synthetic dataset (60,000 rows)…</w:t>
+      </w:r>
+    </w:p>
+    <w:p>
+      <w:pPr>
+        <w:spacing w:before="0" w:after="0"/>
+        <w:ind w:left="283" w:right="283"/>
+        <w:shd w:val="clear" w:color="auto" w:fill="F2F2F2"/>
+      </w:pPr>
+      <w:r>
+        <w:rPr>
+          <w:rFonts w:ascii="Courier New" w:hAnsi="Courier New"/>
+          <w:color w:val="1A1A1A"/>
+          <w:sz w:val="17"/>
+        </w:rPr>
+        <w:t xml:space="preserve">  Saved to datasets/raw/customer_ltv.csv</w:t>
+      </w:r>
+    </w:p>
+    <w:p>
+      <w:pPr>
+        <w:spacing w:before="0" w:after="0"/>
+        <w:ind w:left="283" w:right="283"/>
+        <w:shd w:val="clear" w:color="auto" w:fill="F2F2F2"/>
+      </w:pPr>
+      <w:r>
+        <w:rPr>
+          <w:rFonts w:ascii="Courier New" w:hAnsi="Courier New"/>
+          <w:color w:val="1A1A1A"/>
+          <w:sz w:val="17"/>
+        </w:rPr>
+        <w:t xml:space="preserve"> </w:t>
+      </w:r>
+    </w:p>
+    <w:p>
+      <w:pPr>
+        <w:spacing w:before="0" w:after="0"/>
+        <w:ind w:left="283" w:right="283"/>
+        <w:shd w:val="clear" w:color="auto" w:fill="F2F2F2"/>
+      </w:pPr>
+      <w:r>
+        <w:rPr>
+          <w:rFonts w:ascii="Courier New" w:hAnsi="Courier New"/>
+          <w:color w:val="1A1A1A"/>
+          <w:sz w:val="17"/>
+        </w:rPr>
+        <w:t>Raw dataset shape: (60000, 15)</w:t>
+      </w:r>
+    </w:p>
+    <w:p>
+      <w:pPr>
+        <w:spacing w:before="0" w:after="0"/>
+        <w:ind w:left="283" w:right="283"/>
+        <w:shd w:val="clear" w:color="auto" w:fill="F2F2F2"/>
+      </w:pPr>
+      <w:r>
+        <w:rPr>
+          <w:rFonts w:ascii="Courier New" w:hAnsi="Courier New"/>
+          <w:color w:val="1A1A1A"/>
+          <w:sz w:val="17"/>
+        </w:rPr>
+        <w:t xml:space="preserve"> </w:t>
+      </w:r>
+    </w:p>
+    <w:p>
+      <w:pPr>
+        <w:spacing w:before="0" w:after="0"/>
+        <w:ind w:left="283" w:right="283"/>
+        <w:shd w:val="clear" w:color="auto" w:fill="F2F2F2"/>
+      </w:pPr>
+      <w:r>
+        <w:rPr>
+          <w:rFonts w:ascii="Courier New" w:hAnsi="Courier New"/>
+          <w:color w:val="1A1A1A"/>
+          <w:sz w:val="17"/>
+        </w:rPr>
+        <w:t>[1] Engineering features…</w:t>
+      </w:r>
+    </w:p>
+    <w:p>
+      <w:pPr>
+        <w:spacing w:before="0" w:after="0"/>
+        <w:ind w:left="283" w:right="283"/>
+        <w:shd w:val="clear" w:color="auto" w:fill="F2F2F2"/>
+      </w:pPr>
+      <w:r>
+        <w:rPr>
+          <w:rFonts w:ascii="Courier New" w:hAnsi="Courier New"/>
+          <w:color w:val="1A1A1A"/>
+          <w:sz w:val="17"/>
+        </w:rPr>
+        <w:t xml:space="preserve">  Engineered dataset shape: (60000, 34)</w:t>
+      </w:r>
+    </w:p>
+    <w:p>
+      <w:pPr>
+        <w:spacing w:before="0" w:after="0"/>
+        <w:ind w:left="283" w:right="283"/>
+        <w:shd w:val="clear" w:color="auto" w:fill="F2F2F2"/>
+      </w:pPr>
+      <w:r>
+        <w:rPr>
+          <w:rFonts w:ascii="Courier New" w:hAnsi="Courier New"/>
+          <w:color w:val="1A1A1A"/>
+          <w:sz w:val="17"/>
+        </w:rPr>
+        <w:t xml:space="preserve">  New features added: 19</w:t>
+      </w:r>
+    </w:p>
+    <w:p>
+      <w:pPr>
+        <w:spacing w:before="0" w:after="0"/>
+        <w:ind w:left="283" w:right="283"/>
+        <w:shd w:val="clear" w:color="auto" w:fill="F2F2F2"/>
+      </w:pPr>
+      <w:r>
+        <w:rPr>
+          <w:rFonts w:ascii="Courier New" w:hAnsi="Courier New"/>
+          <w:color w:val="1A1A1A"/>
+          <w:sz w:val="17"/>
+        </w:rPr>
+        <w:t xml:space="preserve"> </w:t>
+      </w:r>
+    </w:p>
+    <w:p>
+      <w:pPr>
+        <w:spacing w:before="0" w:after="0"/>
+        <w:ind w:left="283" w:right="283"/>
+        <w:shd w:val="clear" w:color="auto" w:fill="F2F2F2"/>
+      </w:pPr>
+      <w:r>
+        <w:rPr>
+          <w:rFonts w:ascii="Courier New" w:hAnsi="Courier New"/>
+          <w:color w:val="1A1A1A"/>
+          <w:sz w:val="17"/>
+        </w:rPr>
+        <w:t>[2] Feature selection…</w:t>
+      </w:r>
+    </w:p>
+    <w:p>
+      <w:pPr>
+        <w:spacing w:before="0" w:after="0"/>
+        <w:ind w:left="283" w:right="283"/>
+        <w:shd w:val="clear" w:color="auto" w:fill="F2F2F2"/>
+      </w:pPr>
+      <w:r>
+        <w:rPr>
+          <w:rFonts w:ascii="Courier New" w:hAnsi="Courier New"/>
+          <w:color w:val="1A1A1A"/>
+          <w:sz w:val="17"/>
+        </w:rPr>
+        <w:t xml:space="preserve">  Recommended features (≥2 methods): 12</w:t>
+      </w:r>
+    </w:p>
+    <w:p>
+      <w:pPr>
+        <w:spacing w:before="0" w:after="0"/>
+        <w:ind w:left="283" w:right="283"/>
+        <w:shd w:val="clear" w:color="auto" w:fill="F2F2F2"/>
+      </w:pPr>
+      <w:r>
+        <w:rPr>
+          <w:rFonts w:ascii="Courier New" w:hAnsi="Courier New"/>
+          <w:color w:val="1A1A1A"/>
+          <w:sz w:val="17"/>
+        </w:rPr>
+        <w:t xml:space="preserve"> </w:t>
+      </w:r>
+    </w:p>
+    <w:p>
+      <w:pPr>
+        <w:spacing w:before="0" w:after="0"/>
+        <w:ind w:left="283" w:right="283"/>
+        <w:shd w:val="clear" w:color="auto" w:fill="F2F2F2"/>
+      </w:pPr>
+      <w:r>
+        <w:rPr>
+          <w:rFonts w:ascii="Courier New" w:hAnsi="Courier New"/>
+          <w:color w:val="1A1A1A"/>
+          <w:sz w:val="17"/>
+        </w:rPr>
+        <w:t>[3] Comparing feature sets on model performance…</w:t>
+      </w:r>
+    </w:p>
+    <w:p>
+      <w:pPr>
+        <w:spacing w:before="0" w:after="0"/>
+        <w:ind w:left="283" w:right="283"/>
+        <w:shd w:val="clear" w:color="auto" w:fill="F2F2F2"/>
+      </w:pPr>
+      <w:r>
+        <w:rPr>
+          <w:rFonts w:ascii="Courier New" w:hAnsi="Courier New"/>
+          <w:color w:val="1A1A1A"/>
+          <w:sz w:val="17"/>
+        </w:rPr>
+        <w:t xml:space="preserve">  raw          | RandomForest       | R²=0.6823 | RMSE=12,450</w:t>
+      </w:r>
+    </w:p>
+    <w:p>
+      <w:pPr>
+        <w:spacing w:before="0" w:after="0"/>
+        <w:ind w:left="283" w:right="283"/>
+        <w:shd w:val="clear" w:color="auto" w:fill="F2F2F2"/>
+      </w:pPr>
+      <w:r>
+        <w:rPr>
+          <w:rFonts w:ascii="Courier New" w:hAnsi="Courier New"/>
+          <w:color w:val="1A1A1A"/>
+          <w:sz w:val="17"/>
+        </w:rPr>
+        <w:t xml:space="preserve">  raw          | GradientBoosting   | R²=0.7012 | RMSE=11,892</w:t>
+      </w:r>
+    </w:p>
+    <w:p>
+      <w:pPr>
+        <w:spacing w:before="0" w:after="0"/>
+        <w:ind w:left="283" w:right="283"/>
+        <w:shd w:val="clear" w:color="auto" w:fill="F2F2F2"/>
+      </w:pPr>
+      <w:r>
+        <w:rPr>
+          <w:rFonts w:ascii="Courier New" w:hAnsi="Courier New"/>
+          <w:color w:val="1A1A1A"/>
+          <w:sz w:val="17"/>
+        </w:rPr>
+        <w:t xml:space="preserve">  engineered   | RandomForest       | R²=0.8234 | RMSE=9,123</w:t>
+      </w:r>
+    </w:p>
+    <w:p>
+      <w:pPr>
+        <w:spacing w:before="0" w:after="0"/>
+        <w:ind w:left="283" w:right="283"/>
+        <w:shd w:val="clear" w:color="auto" w:fill="F2F2F2"/>
+      </w:pPr>
+      <w:r>
+        <w:rPr>
+          <w:rFonts w:ascii="Courier New" w:hAnsi="Courier New"/>
+          <w:color w:val="1A1A1A"/>
+          <w:sz w:val="17"/>
+        </w:rPr>
+        <w:t xml:space="preserve">  engineered   | GradientBoosting   | R²=0.8571 | RMSE=8,456</w:t>
+      </w:r>
+    </w:p>
+    <w:p>
+      <w:pPr>
+        <w:spacing w:before="0" w:after="0"/>
+        <w:ind w:left="283" w:right="283"/>
+        <w:shd w:val="clear" w:color="auto" w:fill="F2F2F2"/>
+      </w:pPr>
+      <w:r>
+        <w:rPr>
+          <w:rFonts w:ascii="Courier New" w:hAnsi="Courier New"/>
+          <w:color w:val="1A1A1A"/>
+          <w:sz w:val="17"/>
+        </w:rPr>
+        <w:t xml:space="preserve">  selected     | RandomForest       | R²=0.8412 | RMSE=8,891</w:t>
+      </w:r>
+    </w:p>
+    <w:p>
+      <w:pPr>
+        <w:spacing w:before="0" w:after="0"/>
+        <w:ind w:left="283" w:right="283"/>
+        <w:shd w:val="clear" w:color="auto" w:fill="F2F2F2"/>
+      </w:pPr>
+      <w:r>
+        <w:rPr>
+          <w:rFonts w:ascii="Courier New" w:hAnsi="Courier New"/>
+          <w:color w:val="1A1A1A"/>
+          <w:sz w:val="17"/>
+        </w:rPr>
+        <w:t xml:space="preserve">  selected     | GradientBoosting   | R²=0.8693 | RMSE=8,201</w:t>
+      </w:r>
+    </w:p>
+    <w:p>
+      <w:pPr>
+        <w:spacing w:before="0" w:after="0"/>
+        <w:ind w:left="283" w:right="283"/>
+        <w:shd w:val="clear" w:color="auto" w:fill="F2F2F2"/>
+      </w:pPr>
+      <w:r>
+        <w:rPr>
+          <w:rFonts w:ascii="Courier New" w:hAnsi="Courier New"/>
+          <w:color w:val="1A1A1A"/>
+          <w:sz w:val="17"/>
+        </w:rPr>
+        <w:t xml:space="preserve"> </w:t>
+      </w:r>
+    </w:p>
+    <w:p>
+      <w:pPr>
+        <w:spacing w:before="0" w:after="0"/>
+        <w:ind w:left="283" w:right="283"/>
+        <w:shd w:val="clear" w:color="auto" w:fill="F2F2F2"/>
+      </w:pPr>
+      <w:r>
+        <w:rPr>
+          <w:rFonts w:ascii="Courier New" w:hAnsi="Courier New"/>
+          <w:color w:val="1A1A1A"/>
+          <w:sz w:val="17"/>
+        </w:rPr>
+        <w:t>[4] Generating prescriptive recommendations…</w:t>
+      </w:r>
+    </w:p>
+    <w:p>
+      <w:pPr>
+        <w:spacing w:before="0" w:after="0"/>
+        <w:ind w:left="283" w:right="283"/>
+        <w:shd w:val="clear" w:color="auto" w:fill="F2F2F2"/>
+      </w:pPr>
+      <w:r>
+        <w:rPr>
+          <w:rFonts w:ascii="Courier New" w:hAnsi="Courier New"/>
+          <w:color w:val="1A1A1A"/>
+          <w:sz w:val="17"/>
+        </w:rPr>
+        <w:t xml:space="preserve">  [HIGH]   Use engineered + selected features; R² improves 0.07 over raw</w:t>
+      </w:r>
+    </w:p>
+    <w:p>
+      <w:pPr>
+        <w:spacing w:before="0" w:after="0"/>
+        <w:ind w:left="283" w:right="283"/>
+        <w:shd w:val="clear" w:color="auto" w:fill="F2F2F2"/>
+      </w:pPr>
+      <w:r>
+        <w:rPr>
+          <w:rFonts w:ascii="Courier New" w:hAnsi="Courier New"/>
+          <w:color w:val="1A1A1A"/>
+          <w:sz w:val="17"/>
+        </w:rPr>
+        <w:t xml:space="preserve">  [HIGH]   'purchase_velocity_30d' is the top predictive feature</w:t>
+      </w:r>
+    </w:p>
+    <w:p>
+      <w:pPr>
+        <w:spacing w:before="0" w:after="0"/>
+        <w:ind w:left="283" w:right="283"/>
+        <w:shd w:val="clear" w:color="auto" w:fill="F2F2F2"/>
+      </w:pPr>
+      <w:r>
+        <w:rPr>
+          <w:rFonts w:ascii="Courier New" w:hAnsi="Courier New"/>
+          <w:color w:val="1A1A1A"/>
+          <w:sz w:val="17"/>
+        </w:rPr>
+        <w:t xml:space="preserve">  [MEDIUM] Remove 7 low-importance raw features to reduce model complexity</w:t>
+      </w:r>
+    </w:p>
+    <w:p>
+      <w:pPr>
+        <w:spacing w:before="0" w:after="0"/>
+        <w:ind w:left="283" w:right="283"/>
+        <w:shd w:val="clear" w:color="auto" w:fill="F2F2F2"/>
+      </w:pPr>
+      <w:r>
+        <w:rPr>
+          <w:rFonts w:ascii="Courier New" w:hAnsi="Courier New"/>
+          <w:color w:val="1A1A1A"/>
+          <w:sz w:val="17"/>
+        </w:rPr>
+        <w:t xml:space="preserve">  [LOW]    Retrain monthly as spending patterns shift seasonally</w:t>
+      </w:r>
+    </w:p>
+    <w:p>
+      <w:pPr>
+        <w:spacing w:before="0" w:after="0"/>
+        <w:ind w:left="283" w:right="283"/>
+        <w:shd w:val="clear" w:color="auto" w:fill="F2F2F2"/>
+      </w:pPr>
+      <w:r>
+        <w:rPr>
+          <w:rFonts w:ascii="Courier New" w:hAnsi="Courier New"/>
+          <w:color w:val="1A1A1A"/>
+          <w:sz w:val="17"/>
+        </w:rPr>
+        <w:t xml:space="preserve"> </w:t>
+      </w:r>
+    </w:p>
+    <w:p>
+      <w:pPr>
+        <w:spacing w:before="0" w:after="0"/>
+        <w:ind w:left="283" w:right="283"/>
+        <w:shd w:val="clear" w:color="auto" w:fill="F2F2F2"/>
+      </w:pPr>
+      <w:r>
+        <w:rPr>
+          <w:rFonts w:ascii="Courier New" w:hAnsi="Courier New"/>
+          <w:color w:val="1A1A1A"/>
+          <w:sz w:val="17"/>
+        </w:rPr>
+        <w:t>============================================================</w:t>
+      </w:r>
+    </w:p>
+    <w:p>
+      <w:pPr>
+        <w:spacing w:before="0" w:after="0"/>
+        <w:ind w:left="283" w:right="283"/>
+        <w:shd w:val="clear" w:color="auto" w:fill="F2F2F2"/>
+      </w:pPr>
+      <w:r>
+        <w:rPr>
+          <w:rFonts w:ascii="Courier New" w:hAnsi="Courier New"/>
+          <w:color w:val="1A1A1A"/>
+          <w:sz w:val="17"/>
+        </w:rPr>
+        <w:t>PRESCRIPTIVE SUMMARY</w:t>
+      </w:r>
+    </w:p>
+    <w:p>
+      <w:pPr>
+        <w:spacing w:before="0" w:after="0"/>
+        <w:ind w:left="283" w:right="283"/>
+        <w:shd w:val="clear" w:color="auto" w:fill="F2F2F2"/>
+      </w:pPr>
+      <w:r>
+        <w:rPr>
+          <w:rFonts w:ascii="Courier New" w:hAnsi="Courier New"/>
+          <w:color w:val="1A1A1A"/>
+          <w:sz w:val="17"/>
+        </w:rPr>
+        <w:t>============================================================</w:t>
+      </w:r>
+    </w:p>
+    <w:p>
+      <w:pPr>
+        <w:spacing w:before="0" w:after="0"/>
+        <w:ind w:left="283" w:right="283"/>
+        <w:shd w:val="clear" w:color="auto" w:fill="F2F2F2"/>
+      </w:pPr>
+      <w:r>
+        <w:rPr>
+          <w:rFonts w:ascii="Courier New" w:hAnsi="Courier New"/>
+          <w:color w:val="1A1A1A"/>
+          <w:sz w:val="17"/>
+        </w:rPr>
+        <w:t xml:space="preserve"> </w:t>
+      </w:r>
+    </w:p>
+    <w:p>
+      <w:pPr>
+        <w:spacing w:before="0" w:after="0"/>
+        <w:ind w:left="283" w:right="283"/>
+        <w:shd w:val="clear" w:color="auto" w:fill="F2F2F2"/>
+      </w:pPr>
+      <w:r>
+        <w:rPr>
+          <w:rFonts w:ascii="Courier New" w:hAnsi="Courier New"/>
+          <w:color w:val="1A1A1A"/>
+          <w:sz w:val="17"/>
+        </w:rPr>
+        <w:t>Best model: GradientBoosting with selected features</w:t>
+      </w:r>
+    </w:p>
+    <w:p>
+      <w:pPr>
+        <w:spacing w:before="0" w:after="0"/>
+        <w:ind w:left="283" w:right="283"/>
+        <w:shd w:val="clear" w:color="auto" w:fill="F2F2F2"/>
+      </w:pPr>
+      <w:r>
+        <w:rPr>
+          <w:rFonts w:ascii="Courier New" w:hAnsi="Courier New"/>
+          <w:color w:val="1A1A1A"/>
+          <w:sz w:val="17"/>
+        </w:rPr>
+        <w:t xml:space="preserve">  R² = 0.8693  |  RMSE = $8,201  |  MAE = $5,834</w:t>
+      </w:r>
+    </w:p>
+    <w:p>
+      <w:pPr>
+        <w:spacing w:before="0" w:after="0"/>
+        <w:ind w:left="283" w:right="283"/>
+        <w:shd w:val="clear" w:color="auto" w:fill="F2F2F2"/>
+      </w:pPr>
+      <w:r>
+        <w:rPr>
+          <w:rFonts w:ascii="Courier New" w:hAnsi="Courier New"/>
+          <w:color w:val="1A1A1A"/>
+          <w:sz w:val="17"/>
+        </w:rPr>
+        <w:t xml:space="preserve"> </w:t>
+      </w:r>
+    </w:p>
+    <w:p>
+      <w:pPr>
+        <w:spacing w:before="0" w:after="0"/>
+        <w:ind w:left="283" w:right="283"/>
+        <w:shd w:val="clear" w:color="auto" w:fill="F2F2F2"/>
+      </w:pPr>
+      <w:r>
+        <w:rPr>
+          <w:rFonts w:ascii="Courier New" w:hAnsi="Courier New"/>
+          <w:color w:val="1A1A1A"/>
+          <w:sz w:val="17"/>
+        </w:rPr>
+        <w:t>Metrics saved to: outputs/metrics/exp5_metrics.json</w:t>
+      </w:r>
+    </w:p>
+    <w:p>
+      <w:pPr>
+        <w:spacing w:before="0" w:after="0"/>
+        <w:ind w:left="283" w:right="283"/>
+        <w:shd w:val="clear" w:color="auto" w:fill="F2F2F2"/>
+      </w:pPr>
+      <w:r>
+        <w:rPr>
+          <w:rFonts w:ascii="Courier New" w:hAnsi="Courier New"/>
+          <w:color w:val="1A1A1A"/>
+          <w:sz w:val="17"/>
+        </w:rPr>
+        <w:t xml:space="preserve"> </w:t>
+      </w:r>
+    </w:p>
+    <w:p>
+      <w:pPr>
+        <w:spacing w:before="0" w:after="0"/>
+        <w:ind w:left="283" w:right="283"/>
+        <w:shd w:val="clear" w:color="auto" w:fill="F2F2F2"/>
+      </w:pPr>
+      <w:r>
+        <w:rPr>
+          <w:rFonts w:ascii="Courier New" w:hAnsi="Courier New"/>
+          <w:color w:val="1A1A1A"/>
+          <w:sz w:val="17"/>
+        </w:rPr>
+        <w:t>[Done] Experiment 5 complete.</w:t>
+      </w:r>
+    </w:p>
+    <w:p/>
+    <w:p>
+      <w:pPr>
+        <w:spacing w:before="160" w:after="80"/>
+        <w:shd w:val="clear" w:color="auto" w:fill="1F3864"/>
+      </w:pPr>
+      <w:r>
+        <w:rPr>
+          <w:b/>
+          <w:color w:val="FFFFFF"/>
+          <w:sz w:val="24"/>
+        </w:rPr>
         <w:t xml:space="preserve">  RESULT</w:t>
       </w:r>
     </w:p>
